--- a/docs/RCPVMS_초기세팅가이드.docx
+++ b/docs/RCPVMS_초기세팅가이드.docx
@@ -30,7 +30,7 @@
           <w:sz w:val="24"/>
           <w:szCs w:val="24"/>
         </w:rPr>
-        <w:t xml:space="preserve">Git 기반 프로젝트 설치 · 환경 구성 완전 가이드</w:t>
+        <w:t xml:space="preserve">압축 파일 기반 프로젝트 설치 · 환경 구성 완전 가이드</w:t>
       </w:r>
     </w:p>
     <w:p>
@@ -48,7 +48,7 @@
           <w:sz w:val="20"/>
           <w:szCs w:val="20"/>
         </w:rPr>
-        <w:t xml:space="preserve">대상 독자: Git 및 개발 환경 초보자  |  2026년 5월</w:t>
+        <w:t xml:space="preserve">대상 독자: 개발 환경 초보자  |  2026년 5월</w:t>
       </w:r>
     </w:p>
     <w:p>
@@ -272,7 +272,7 @@
                 <w:sz w:val="20"/>
                 <w:szCs w:val="20"/>
               </w:rPr>
-              <w:t xml:space="preserve">STEP 2  Git으로 코드 내려받기</w:t>
+              <w:t xml:space="preserve">STEP 2  소스 코드 배치 (압축 파일 해제)</w:t>
             </w:r>
           </w:p>
         </w:tc>
@@ -531,17 +531,17 @@
         <w:pStyle w:val="Heading2"/>
       </w:pPr>
       <w:r>
-        <w:t xml:space="preserve">1.1 Git이란?</w:t>
-      </w:r>
-    </w:p>
-    <w:p>
-      <w:r>
-        <w:t xml:space="preserve">Git은 소스 코드를 관리하고 공유하는 도구입니다. 마치 문서 작업 시 '버전 관리(v1, v2, 최종, 진짜최종…)'를 체계적으로 해 주는 프로그램이라고 생각하면 됩니다.</w:t>
-      </w:r>
-    </w:p>
-    <w:p>
-      <w:r>
-        <w:t xml:space="preserve">GitHub(https://github.com)는 Git으로 관리되는 코드를 인터넷에 올려두는 저장소 서비스입니다. 이 프로젝트 코드도 GitHub에 저장되어 있으며, Git 명령어로 내 컴퓨터에 내려받을 수 있습니다.</w:t>
+        <w:t xml:space="preserve">1.1 소스 코드 배치란?</w:t>
+      </w:r>
+    </w:p>
+    <w:p>
+      <w:r>
+        <w:t xml:space="preserve">이 프로젝트의 소스 코드는 압축 파일(.zip) 형태로 직접 전달됩니다. 별도의 Git 설치나 인터넷 저장소 접속 없이, 전달받은 압축 파일을 해제하고 지정 폴더에 배치하는 것만으로 코드 준비가 완료됩니다.</w:t>
+      </w:r>
+    </w:p>
+    <w:p>
+      <w:r>
+        <w:t xml:space="preserve">압축 해제 후 폴더 안의 소스 코드 구조는 모든 환경에서 동일하므로, 이 문서의 절차를 그대로 따르면 됩니다.</w:t>
       </w:r>
     </w:p>
     <w:p>
@@ -685,7 +685,7 @@
     </w:p>
     <w:p>
       <w:r>
-        <w:t xml:space="preserve">아래 4가지 프로그램을 순서대로 설치합니다. 이미 설치되어 있는 항목은 건너뛰어도 됩니다.</w:t>
+        <w:t xml:space="preserve">아래 2가지 프로그램을 순서대로 설치합니다. 이미 설치되어 있는 항목은 건너뛰어도 됩니다.</w:t>
       </w:r>
     </w:p>
     <w:p>
@@ -812,7 +812,7 @@
                 <w:sz w:val="20"/>
                 <w:szCs w:val="20"/>
               </w:rPr>
-              <w:t xml:space="preserve">Git</w:t>
+              <w:t xml:space="preserve">Node.js v20 LTS</w:t>
             </w:r>
           </w:p>
         </w:tc>
@@ -834,7 +834,7 @@
                 <w:sz w:val="20"/>
                 <w:szCs w:val="20"/>
               </w:rPr>
-              <w:t xml:space="preserve">코드 저장소에서 프로젝트를 내려받음</w:t>
+              <w:t xml:space="preserve">앱의 JavaScript 런타임 환경</w:t>
             </w:r>
           </w:p>
         </w:tc>
@@ -856,7 +856,7 @@
                 <w:sz w:val="20"/>
                 <w:szCs w:val="20"/>
               </w:rPr>
-              <w:t xml:space="preserve">git --version</w:t>
+              <w:t xml:space="preserve">node --version</w:t>
             </w:r>
           </w:p>
         </w:tc>
@@ -880,7 +880,7 @@
                 <w:sz w:val="20"/>
                 <w:szCs w:val="20"/>
               </w:rPr>
-              <w:t xml:space="preserve">Node.js v20 LTS</w:t>
+              <w:t xml:space="preserve">Python 3.12</w:t>
             </w:r>
           </w:p>
         </w:tc>
@@ -902,7 +902,7 @@
                 <w:sz w:val="20"/>
                 <w:szCs w:val="20"/>
               </w:rPr>
-              <w:t xml:space="preserve">앱의 JavaScript 런타임 환경</w:t>
+              <w:t xml:space="preserve">AI 모델 실행 환경</w:t>
             </w:r>
           </w:p>
         </w:tc>
@@ -924,7 +924,7 @@
                 <w:sz w:val="20"/>
                 <w:szCs w:val="20"/>
               </w:rPr>
-              <w:t xml:space="preserve">node --version</w:t>
+              <w:t xml:space="preserve">python --version</w:t>
             </w:r>
           </w:p>
         </w:tc>
@@ -948,7 +948,7 @@
                 <w:sz w:val="20"/>
                 <w:szCs w:val="20"/>
               </w:rPr>
-              <w:t xml:space="preserve">Python 3.12</w:t>
+              <w:t xml:space="preserve">Visual Studio Code</w:t>
             </w:r>
           </w:p>
         </w:tc>
@@ -970,7 +970,7 @@
                 <w:sz w:val="20"/>
                 <w:szCs w:val="20"/>
               </w:rPr>
-              <w:t xml:space="preserve">AI 모델 실행 환경</w:t>
+              <w:t xml:space="preserve">코드 편집기 (선택 사항)</w:t>
             </w:r>
           </w:p>
         </w:tc>
@@ -992,74 +992,6 @@
                 <w:sz w:val="20"/>
                 <w:szCs w:val="20"/>
               </w:rPr>
-              <w:t xml:space="preserve">python --version</w:t>
-            </w:r>
-          </w:p>
-        </w:tc>
-      </w:tr>
-      <w:tr>
-        <w:tc>
-          <w:tcPr>
-            <w:tcBorders>
-              <w:top w:val="single" w:color="CCCCCC" w:sz="1"/>
-              <w:left w:val="single" w:color="CCCCCC" w:sz="1"/>
-              <w:bottom w:val="single" w:color="CCCCCC" w:sz="1"/>
-              <w:right w:val="single" w:color="CCCCCC" w:sz="1"/>
-            </w:tcBorders>
-            <w:shd w:fill="D6E4F0" w:val="clear"/>
-          </w:tcPr>
-          <w:p>
-            <w:r>
-              <w:rPr>
-                <w:b/>
-                <w:bCs/>
-                <w:sz w:val="20"/>
-                <w:szCs w:val="20"/>
-              </w:rPr>
-              <w:t xml:space="preserve">Visual Studio Code</w:t>
-            </w:r>
-          </w:p>
-        </w:tc>
-        <w:tc>
-          <w:tcPr>
-            <w:tcBorders>
-              <w:top w:val="single" w:color="CCCCCC" w:sz="1"/>
-              <w:left w:val="single" w:color="CCCCCC" w:sz="1"/>
-              <w:bottom w:val="single" w:color="CCCCCC" w:sz="1"/>
-              <w:right w:val="single" w:color="CCCCCC" w:sz="1"/>
-            </w:tcBorders>
-            <w:shd w:fill="F5F9FF" w:val="clear"/>
-          </w:tcPr>
-          <w:p>
-            <w:r>
-              <w:rPr>
-                <w:b w:val="false"/>
-                <w:bCs w:val="false"/>
-                <w:sz w:val="20"/>
-                <w:szCs w:val="20"/>
-              </w:rPr>
-              <w:t xml:space="preserve">코드 편집기 (선택 사항)</w:t>
-            </w:r>
-          </w:p>
-        </w:tc>
-        <w:tc>
-          <w:tcPr>
-            <w:tcBorders>
-              <w:top w:val="single" w:color="CCCCCC" w:sz="1"/>
-              <w:left w:val="single" w:color="CCCCCC" w:sz="1"/>
-              <w:bottom w:val="single" w:color="CCCCCC" w:sz="1"/>
-              <w:right w:val="single" w:color="CCCCCC" w:sz="1"/>
-            </w:tcBorders>
-            <w:shd w:fill="F5F9FF" w:val="clear"/>
-          </w:tcPr>
-          <w:p>
-            <w:r>
-              <w:rPr>
-                <w:b w:val="false"/>
-                <w:bCs w:val="false"/>
-                <w:sz w:val="20"/>
-                <w:szCs w:val="20"/>
-              </w:rPr>
               <w:t xml:space="preserve">code --version</w:t>
             </w:r>
           </w:p>
@@ -1076,27 +1008,27 @@
         <w:pStyle w:val="Heading2"/>
       </w:pPr>
       <w:r>
-        <w:t xml:space="preserve">2.1 Git 설치</w:t>
-      </w:r>
-    </w:p>
-    <w:p>
-      <w:r>
-        <w:t xml:space="preserve">① 웹 브라우저에서 https://git-scm.com 에 접속합니다.</w:t>
-      </w:r>
-    </w:p>
-    <w:p>
-      <w:r>
-        <w:t xml:space="preserve">② 화면 중앙의 [Download for Windows] 버튼을 클릭해 설치 파일을 내려받습니다.</w:t>
-      </w:r>
-    </w:p>
-    <w:p>
-      <w:r>
-        <w:t xml:space="preserve">③ 내려받은 파일을 실행하고, 모든 설치 옵션을 기본값(Next)으로 진행하여 설치를 완료합니다.</w:t>
-      </w:r>
-    </w:p>
-    <w:p>
-      <w:r>
-        <w:t xml:space="preserve">④ PowerShell을 새로 열고 아래 명령어를 입력해 설치를 확인합니다.</w:t>
+        <w:t xml:space="preserve">2.1 Node.js 설치</w:t>
+      </w:r>
+    </w:p>
+    <w:p>
+      <w:r>
+        <w:t xml:space="preserve">① 웹 브라우저에서 https://nodejs.org 에 접속합니다.</w:t>
+      </w:r>
+    </w:p>
+    <w:p>
+      <w:r>
+        <w:t xml:space="preserve">② [LTS] 버전(왼쪽 버튼, 현재 권장 버전)을 클릭해 설치 파일을 내려받습니다.</w:t>
+      </w:r>
+    </w:p>
+    <w:p>
+      <w:r>
+        <w:t xml:space="preserve">③ 설치 파일을 실행하고 기본값으로 설치를 완료합니다.</w:t>
+      </w:r>
+    </w:p>
+    <w:p>
+      <w:r>
+        <w:t xml:space="preserve">④ PowerShell에서 아래 두 명령어로 설치를 확인합니다.</w:t>
       </w:r>
     </w:p>
     <w:p>
@@ -1104,12 +1036,20 @@
         <w:pStyle w:val="CodeBlock"/>
       </w:pPr>
       <w:r>
-        <w:t xml:space="preserve">git --version</w:t>
-      </w:r>
-    </w:p>
-    <w:p>
-      <w:r>
-        <w:t xml:space="preserve">결과 예시: git version 2.47.0.windows.2</w:t>
+        <w:t xml:space="preserve">node --version</w:t>
+      </w:r>
+    </w:p>
+    <w:p>
+      <w:pPr>
+        <w:pStyle w:val="CodeBlock"/>
+      </w:pPr>
+      <w:r>
+        <w:t xml:space="preserve">npm --version</w:t>
+      </w:r>
+    </w:p>
+    <w:p>
+      <w:r>
+        <w:t xml:space="preserve">결과 예시: v20.18.0 / 10.8.2</w:t>
       </w:r>
     </w:p>
     <w:p>
@@ -1122,61 +1062,7 @@
         <w:pStyle w:val="Heading2"/>
       </w:pPr>
       <w:r>
-        <w:t xml:space="preserve">2.2 Node.js 설치</w:t>
-      </w:r>
-    </w:p>
-    <w:p>
-      <w:r>
-        <w:t xml:space="preserve">① 웹 브라우저에서 https://nodejs.org 에 접속합니다.</w:t>
-      </w:r>
-    </w:p>
-    <w:p>
-      <w:r>
-        <w:t xml:space="preserve">② [LTS] 버전(왼쪽 버튼, 현재 권장 버전)을 클릭해 설치 파일을 내려받습니다.</w:t>
-      </w:r>
-    </w:p>
-    <w:p>
-      <w:r>
-        <w:t xml:space="preserve">③ 설치 파일을 실행하고 기본값으로 설치를 완료합니다.</w:t>
-      </w:r>
-    </w:p>
-    <w:p>
-      <w:r>
-        <w:t xml:space="preserve">④ PowerShell에서 아래 두 명령어로 설치를 확인합니다.</w:t>
-      </w:r>
-    </w:p>
-    <w:p>
-      <w:pPr>
-        <w:pStyle w:val="CodeBlock"/>
-      </w:pPr>
-      <w:r>
-        <w:t xml:space="preserve">node --version</w:t>
-      </w:r>
-    </w:p>
-    <w:p>
-      <w:pPr>
-        <w:pStyle w:val="CodeBlock"/>
-      </w:pPr>
-      <w:r>
-        <w:t xml:space="preserve">npm --version</w:t>
-      </w:r>
-    </w:p>
-    <w:p>
-      <w:r>
-        <w:t xml:space="preserve">결과 예시: v20.18.0 / 10.8.2</w:t>
-      </w:r>
-    </w:p>
-    <w:p>
-      <w:r>
-        <w:t xml:space="preserve"/>
-      </w:r>
-    </w:p>
-    <w:p>
-      <w:pPr>
-        <w:pStyle w:val="Heading2"/>
-      </w:pPr>
-      <w:r>
-        <w:t xml:space="preserve">2.3 Python 설치</w:t>
+        <w:t xml:space="preserve">2.2 Python 설치</w:t>
       </w:r>
     </w:p>
     <w:p>
@@ -1268,7 +1154,7 @@
         <w:pStyle w:val="Heading1"/>
       </w:pPr>
       <w:r>
-        <w:t xml:space="preserve">3. STEP 2 — Git으로 코드 내려받기 (클론)</w:t>
+        <w:t xml:space="preserve">3. STEP 2 — 소스 코드 배치 (압축 파일 해제)</w:t>
       </w:r>
     </w:p>
     <w:p>
@@ -1281,7 +1167,7 @@
     </w:p>
     <w:p>
       <w:r>
-        <w:t xml:space="preserve">코드를 저장할 폴더를 먼저 정합니다. 아래 예시에서는 D:\projects 폴더를 사용합니다. 원하는 경로로 변경해도 됩니다.</w:t>
+        <w:t xml:space="preserve">소스 코드를 저장할 폴더를 먼저 정합니다. 아래 예시에서는 D:\projects 폴더를 사용합니다. 원하는 경로로 변경해도 됩니다.</w:t>
       </w:r>
     </w:p>
     <w:p>
@@ -1297,7 +1183,7 @@
           <w:sz w:val="20"/>
           <w:szCs w:val="20"/>
         </w:rPr>
-        <w:t xml:space="preserve">예시 경로  </w:t>
+        <w:t xml:space="preserve">예시 배치 경로  </w:t>
       </w:r>
       <w:r>
         <w:rPr>
@@ -1330,7 +1216,7 @@
         <w:pStyle w:val="Heading2"/>
       </w:pPr>
       <w:r>
-        <w:t xml:space="preserve">3.2 폴더 이동 및 클론 실행</w:t>
+        <w:t xml:space="preserve">3.2 압축 해제 및 폴더 이동</w:t>
       </w:r>
     </w:p>
     <w:p>
@@ -1386,7 +1272,17 @@
     </w:p>
     <w:p>
       <w:r>
-        <w:t xml:space="preserve">② GitHub에서 코드를 내 컴퓨터로 내려받습니다. (클론)</w:t>
+        <w:t xml:space="preserve">② 전달받은 압축 파일의 경로를 확인하고 압축을 해제합니다.</w:t>
+      </w:r>
+    </w:p>
+    <w:p>
+      <w:r>
+        <w:t xml:space="preserve">  방법 A — Windows 탐색기 사용: 압축 파일을 우클릭 → '압축 풀기' → 저장 경로로 D:\projects 선택</w:t>
+      </w:r>
+    </w:p>
+    <w:p>
+      <w:r>
+        <w:t xml:space="preserve">  방법 B — PowerShell 명령어 사용 (압축 파일이 D:\downloads\rcp_5th.zip 인 경우):</w:t>
       </w:r>
     </w:p>
     <w:p>
@@ -1394,12 +1290,7 @@
         <w:pStyle w:val="CodeBlock"/>
       </w:pPr>
       <w:r>
-        <w:t xml:space="preserve">git clone https://github.com/RealGain-5/BE.git rcp_5th</w:t>
-      </w:r>
-    </w:p>
-    <w:p>
-      <w:r>
-        <w:t xml:space="preserve">Cloning into 'rcp_5th'... 메시지와 함께 파일이 내려받아집니다. 네트워크 속도에 따라 30초~2분 소요됩니다.</w:t>
+        <w:t xml:space="preserve">Expand-Archive -Path D:\downloads\rcp_5th.zip -DestinationPath D:\projects</w:t>
       </w:r>
     </w:p>
     <w:p>
@@ -1427,7 +1318,7 @@
     </w:p>
     <w:p>
       <w:r>
-        <w:t xml:space="preserve">④ 파일이 제대로 내려받아졌는지 확인합니다.</w:t>
+        <w:t xml:space="preserve">④ 파일이 제대로 배치되었는지 확인합니다.</w:t>
       </w:r>
     </w:p>
     <w:p>
@@ -2505,7 +2396,7 @@
     </w:p>
     <w:p>
       <w:r>
-        <w:t xml:space="preserve">아래 파일들은 Git 저장소에 포함되지 않으므로 담당자에게 별도로 요청해야 합니다.</w:t>
+        <w:t xml:space="preserve">아래 파일들은 소스 코드 압축 파일에 포함되지 않으므로 담당자에게 별도로 요청해야 합니다.</w:t>
       </w:r>
     </w:p>
     <w:p>
@@ -3313,12 +3204,12 @@
         <w:pStyle w:val="Heading2"/>
       </w:pPr>
       <w:r>
-        <w:t xml:space="preserve">7.3 .gitignore 제외 항목 전체 목록</w:t>
-      </w:r>
-    </w:p>
-    <w:p>
-      <w:r>
-        <w:t xml:space="preserve">아래는 Git 저장소에서 의도적으로 제외된 항목입니다.</w:t>
+        <w:t xml:space="preserve">7.3 소스 코드 압축 파일에 미포함 항목 전체 목록</w:t>
+      </w:r>
+    </w:p>
+    <w:p>
+      <w:r>
+        <w:t xml:space="preserve">아래 항목들은 소스 코드 압축 파일에 포함되지 않습니다. 각 항목에 대한 조치 방법을 참고하십시오.</w:t>
       </w:r>
     </w:p>
     <w:p>
@@ -3373,7 +3264,7 @@
                 <w:sz w:val="20"/>
                 <w:szCs w:val="20"/>
               </w:rPr>
-              <w:t xml:space="preserve">제외 항목</w:t>
+              <w:t xml:space="preserve">미포함 항목</w:t>
             </w:r>
           </w:p>
         </w:tc>
@@ -3977,7 +3868,7 @@
                 <w:sz w:val="20"/>
                 <w:szCs w:val="20"/>
               </w:rPr>
-              <w:t xml:space="preserve">'git' is not recognized</w:t>
+              <w:t xml:space="preserve">'python' is not recognized</w:t>
             </w:r>
           </w:p>
         </w:tc>
@@ -3999,7 +3890,7 @@
                 <w:sz w:val="20"/>
                 <w:szCs w:val="20"/>
               </w:rPr>
-              <w:t xml:space="preserve">Git이 설치되지 않았거나 PATH 미등록</w:t>
+              <w:t xml:space="preserve">Python PATH 미등록</w:t>
             </w:r>
           </w:p>
         </w:tc>
@@ -4021,7 +3912,7 @@
                 <w:sz w:val="20"/>
                 <w:szCs w:val="20"/>
               </w:rPr>
-              <w:t xml:space="preserve">Git을 재설치하고 PowerShell을 새로 열어 재시도</w:t>
+              <w:t xml:space="preserve">Python 재설치 시 'Add to PATH' 체크 필수</w:t>
             </w:r>
           </w:p>
         </w:tc>
@@ -4045,7 +3936,7 @@
                 <w:sz w:val="20"/>
                 <w:szCs w:val="20"/>
               </w:rPr>
-              <w:t xml:space="preserve">'python' is not recognized</w:t>
+              <w:t xml:space="preserve">실행 정책 오류 (Activate.ps1)</w:t>
             </w:r>
           </w:p>
         </w:tc>
@@ -4067,7 +3958,7 @@
                 <w:sz w:val="20"/>
                 <w:szCs w:val="20"/>
               </w:rPr>
-              <w:t xml:space="preserve">Python PATH 미등록</w:t>
+              <w:t xml:space="preserve">PowerShell 스크립트 실행 차단</w:t>
             </w:r>
           </w:p>
         </w:tc>
@@ -4089,7 +3980,7 @@
                 <w:sz w:val="20"/>
                 <w:szCs w:val="20"/>
               </w:rPr>
-              <w:t xml:space="preserve">Python 재설치 시 'Add to PATH' 체크 필수</w:t>
+              <w:t xml:space="preserve">Set-ExecutionPolicy RemoteSigned -Scope CurrentUser 실행</w:t>
             </w:r>
           </w:p>
         </w:tc>
@@ -4113,7 +4004,7 @@
                 <w:sz w:val="20"/>
                 <w:szCs w:val="20"/>
               </w:rPr>
-              <w:t xml:space="preserve">실행 정책 오류 (Activate.ps1)</w:t>
+              <w:t xml:space="preserve">npm install 중 node-gyp 오류</w:t>
             </w:r>
           </w:p>
         </w:tc>
@@ -4135,7 +4026,7 @@
                 <w:sz w:val="20"/>
                 <w:szCs w:val="20"/>
               </w:rPr>
-              <w:t xml:space="preserve">PowerShell 스크립트 실행 차단</w:t>
+              <w:t xml:space="preserve">네이티브 모듈 빌드 실패</w:t>
             </w:r>
           </w:p>
         </w:tc>
@@ -4157,7 +4048,7 @@
                 <w:sz w:val="20"/>
                 <w:szCs w:val="20"/>
               </w:rPr>
-              <w:t xml:space="preserve">Set-ExecutionPolicy RemoteSigned -Scope CurrentUser 실행</w:t>
+              <w:t xml:space="preserve">npx @electron/rebuild 를 별도 실행</w:t>
             </w:r>
           </w:p>
         </w:tc>
@@ -4181,7 +4072,7 @@
                 <w:sz w:val="20"/>
                 <w:szCs w:val="20"/>
               </w:rPr>
-              <w:t xml:space="preserve">npm install 중 node-gyp 오류</w:t>
+              <w:t xml:space="preserve">FileNotFoundError: .pth 파일 없음</w:t>
             </w:r>
           </w:p>
         </w:tc>
@@ -4203,7 +4094,7 @@
                 <w:sz w:val="20"/>
                 <w:szCs w:val="20"/>
               </w:rPr>
-              <w:t xml:space="preserve">네이티브 모듈 빌드 실패</w:t>
+              <w:t xml:space="preserve">모델 파일 미배치</w:t>
             </w:r>
           </w:p>
         </w:tc>
@@ -4225,7 +4116,7 @@
                 <w:sz w:val="20"/>
                 <w:szCs w:val="20"/>
               </w:rPr>
-              <w:t xml:space="preserve">npx @electron/rebuild 를 별도 실행</w:t>
+              <w:t xml:space="preserve">7.1절 참고하여 python\model\ 에 .pth 파일 배치</w:t>
             </w:r>
           </w:p>
         </w:tc>
@@ -4249,7 +4140,7 @@
                 <w:sz w:val="20"/>
                 <w:szCs w:val="20"/>
               </w:rPr>
-              <w:t xml:space="preserve">FileNotFoundError: .pth 파일 없음</w:t>
+              <w:t xml:space="preserve">model loaded successfully 미출력</w:t>
             </w:r>
           </w:p>
         </w:tc>
@@ -4271,7 +4162,7 @@
                 <w:sz w:val="20"/>
                 <w:szCs w:val="20"/>
               </w:rPr>
-              <w:t xml:space="preserve">모델 파일 미배치</w:t>
+              <w:t xml:space="preserve">Python 가상환경 비활성화 또는 라이브러리 미설치</w:t>
             </w:r>
           </w:p>
         </w:tc>
@@ -4293,7 +4184,7 @@
                 <w:sz w:val="20"/>
                 <w:szCs w:val="20"/>
               </w:rPr>
-              <w:t xml:space="preserve">7.1절 참고하여 python\model\ 에 .pth 파일 배치</w:t>
+              <w:t xml:space="preserve">venv 활성화 후 pip install -r python\requirements.txt 재실행</w:t>
             </w:r>
           </w:p>
         </w:tc>
@@ -4317,7 +4208,7 @@
                 <w:sz w:val="20"/>
                 <w:szCs w:val="20"/>
               </w:rPr>
-              <w:t xml:space="preserve">model loaded successfully 미출력</w:t>
+              <w:t xml:space="preserve">포트 충돌 오류 (EADDRINUSE)</w:t>
             </w:r>
           </w:p>
         </w:tc>
@@ -4339,7 +4230,7 @@
                 <w:sz w:val="20"/>
                 <w:szCs w:val="20"/>
               </w:rPr>
-              <w:t xml:space="preserve">Python 가상환경 비활성화 또는 라이브러리 미설치</w:t>
+              <w:t xml:space="preserve">이전 프로세스가 남아있음</w:t>
             </w:r>
           </w:p>
         </w:tc>
@@ -4361,74 +4252,6 @@
                 <w:sz w:val="20"/>
                 <w:szCs w:val="20"/>
               </w:rPr>
-              <w:t xml:space="preserve">venv 활성화 후 pip install -r python\requirements.txt 재실행</w:t>
-            </w:r>
-          </w:p>
-        </w:tc>
-      </w:tr>
-      <w:tr>
-        <w:tc>
-          <w:tcPr>
-            <w:tcBorders>
-              <w:top w:val="single" w:color="CCCCCC" w:sz="1"/>
-              <w:left w:val="single" w:color="CCCCCC" w:sz="1"/>
-              <w:bottom w:val="single" w:color="CCCCCC" w:sz="1"/>
-              <w:right w:val="single" w:color="CCCCCC" w:sz="1"/>
-            </w:tcBorders>
-            <w:shd w:fill="D6E4F0" w:val="clear"/>
-          </w:tcPr>
-          <w:p>
-            <w:r>
-              <w:rPr>
-                <w:b/>
-                <w:bCs/>
-                <w:sz w:val="20"/>
-                <w:szCs w:val="20"/>
-              </w:rPr>
-              <w:t xml:space="preserve">포트 충돌 오류 (EADDRINUSE)</w:t>
-            </w:r>
-          </w:p>
-        </w:tc>
-        <w:tc>
-          <w:tcPr>
-            <w:tcBorders>
-              <w:top w:val="single" w:color="CCCCCC" w:sz="1"/>
-              <w:left w:val="single" w:color="CCCCCC" w:sz="1"/>
-              <w:bottom w:val="single" w:color="CCCCCC" w:sz="1"/>
-              <w:right w:val="single" w:color="CCCCCC" w:sz="1"/>
-            </w:tcBorders>
-            <w:shd w:fill="FFFFFF" w:val="clear"/>
-          </w:tcPr>
-          <w:p>
-            <w:r>
-              <w:rPr>
-                <w:b w:val="false"/>
-                <w:bCs w:val="false"/>
-                <w:sz w:val="20"/>
-                <w:szCs w:val="20"/>
-              </w:rPr>
-              <w:t xml:space="preserve">이전 프로세스가 남아있음</w:t>
-            </w:r>
-          </w:p>
-        </w:tc>
-        <w:tc>
-          <w:tcPr>
-            <w:tcBorders>
-              <w:top w:val="single" w:color="CCCCCC" w:sz="1"/>
-              <w:left w:val="single" w:color="CCCCCC" w:sz="1"/>
-              <w:bottom w:val="single" w:color="CCCCCC" w:sz="1"/>
-              <w:right w:val="single" w:color="CCCCCC" w:sz="1"/>
-            </w:tcBorders>
-            <w:shd w:fill="FFFFFF" w:val="clear"/>
-          </w:tcPr>
-          <w:p>
-            <w:r>
-              <w:rPr>
-                <w:b w:val="false"/>
-                <w:bCs w:val="false"/>
-                <w:sz w:val="20"/>
-                <w:szCs w:val="20"/>
-              </w:rPr>
               <w:t xml:space="preserve">작업 관리자에서 electron.exe, python.exe 종료 후 재시작</w:t>
             </w:r>
           </w:p>
@@ -4451,14 +4274,6 @@
     <w:p>
       <w:r>
         <w:t xml:space="preserve">설치 완료 후 아래 명령어로 모든 버전을 한 번에 확인할 수 있습니다.</w:t>
-      </w:r>
-    </w:p>
-    <w:p>
-      <w:pPr>
-        <w:pStyle w:val="CodeBlock"/>
-      </w:pPr>
-      <w:r>
-        <w:t xml:space="preserve">git --version</w:t>
       </w:r>
     </w:p>
     <w:p>
@@ -4515,7 +4330,7 @@
         </w:numPr>
       </w:pPr>
       <w:r>
-        <w:t xml:space="preserve">Git 설치 → git --version 확인</w:t>
+        <w:t xml:space="preserve">Node.js 설치 → node --version 확인</w:t>
       </w:r>
     </w:p>
     <w:p>
@@ -4527,7 +4342,7 @@
         </w:numPr>
       </w:pPr>
       <w:r>
-        <w:t xml:space="preserve">Node.js 설치 → node --version 확인</w:t>
+        <w:t xml:space="preserve">Python 설치 (Add to PATH 필수) → python --version 확인</w:t>
       </w:r>
     </w:p>
     <w:p>
@@ -4539,31 +4354,7 @@
         </w:numPr>
       </w:pPr>
       <w:r>
-        <w:t xml:space="preserve">Python 설치 (Add to PATH 필수) → python --version 확인</w:t>
-      </w:r>
-    </w:p>
-    <w:p>
-      <w:pPr>
-        <w:pStyle w:val="ListParagraph"/>
-        <w:numPr>
-          <w:ilvl w:val="0"/>
-          <w:numId w:val="2"/>
-        </w:numPr>
-      </w:pPr>
-      <w:r>
-        <w:t xml:space="preserve">git clone https://github.com/RealGain-5/BE.git rcp_5th</w:t>
-      </w:r>
-    </w:p>
-    <w:p>
-      <w:pPr>
-        <w:pStyle w:val="ListParagraph"/>
-        <w:numPr>
-          <w:ilvl w:val="0"/>
-          <w:numId w:val="2"/>
-        </w:numPr>
-      </w:pPr>
-      <w:r>
-        <w:t xml:space="preserve">cd rcp_5th</w:t>
+        <w:t xml:space="preserve">전달받은 압축 파일 해제 → 프로젝트 폴더(rcp_5th)로 이동</w:t>
       </w:r>
     </w:p>
     <w:p>
